--- a/django_hr/documents/templates/EVALUATION et RENOUVELLEMENT CDD .docx
+++ b/django_hr/documents/templates/EVALUATION et RENOUVELLEMENT CDD .docx
@@ -2010,13 +2010,12 @@
         <w:ind w:left="3540" w:firstLine="708"/>
       </w:pPr>
       <w:r>
-        <w:t>Antananarivo le</w:t>
-      </w:r>
-      <w:r>
-        <w:rPr>
-          <w:b/>
-        </w:rPr>
-        <w:t xml:space="preserve"> </w:t>
+        <w:t>Antananarivo le xxxxxxxxx</w:t>
+      </w:r>
+      <w:r>
+        <w:rPr>
+          <w:b/>
+        </w:rPr>
       </w:r>
     </w:p>
     <w:p>
